--- a/Deutsch_7A/Balladen/Woche2/Tafelskript_Do_05-11_Reime_erkennen.docx
+++ b/Deutsch_7A/Balladen/Woche2/Tafelskript_Do_05-11_Reime_erkennen.docx
@@ -93,7 +93,7 @@
                 <w:sz w:val="21"/>
                 <w:szCs w:val="21"/>
               </w:rPr>
-              <w:t xml:space="preserve">Am Mittwoch hat die Klasse den Aufbau der Ballade gelernt (Strophe, Vers, Belegen), Aussagen geprüft und Nebensätze mit Subjunktion geübt. Die Chat-Übung wurde dafür auf heute verschoben: Sie ist jetzt die Wiederholung des Sprachtrainings, dazu eine kurze Belegübung. Danach geht es um die Lyrik in der Ballade: Reim und Reimschema, kleinschrittig an Strophe 1 entdeckt. Der Reim-Schnipsel hat jetzt für jede Sportart der Klasse einen Text (Gewichtheben, Judo, Handball). Das Ur-Ei folgt am Freitag. Das Nacherzählen vom Mittwoch dient heute als Puffer.</w:t>
+              <w:t xml:space="preserve">Am Mittwoch hat die Klasse den Aufbau der Ballade gelernt (Strophe, Vers, Belegen), Aussagen geprüft und Nebensätze mit Subjunktion geübt. Die Chat-Übung wurde dafür auf heute verschoben: Sie ist jetzt die Wiederholung des Sprachtrainings, dazu eine kurze Belegübung. Danach geht es um die Lyrik in der Ballade: Reim und Reimschema, kleinschrittig an Strophe 1 entdeckt. Der Reim-Schnipsel gibt es in drei Fassungen – jeder Schüler bekommt seine Sportart (Gewichtheben, Judo, Handball). Der Aufbau ist überall gleich (1 Paddy Str. 4, 2 Kreuzreim, 3 umarmender Reim, 4 Paarreim), so kann gemeinsam ausgewertet werden. Das Ur-Ei folgt am Freitag. Das Nacherzählen vom Mittwoch dient heute als Puffer.</w:t>
             </w:r>
           </w:p>
         </w:tc>
@@ -2166,7 +2166,7 @@
           <w:sz w:val="21"/>
           <w:szCs w:val="21"/>
         </w:rPr>
-        <w:t xml:space="preserve">Präsentation `Donnerstag_05-11_Deutsch_7A.pptx` (Lösungen in den Notizen und auf Aufdeck-Folien) · Lehrbuch S. 136 f. · Schnipsel „Reime erkennen“ (2 pro A4) · Handreichung Polnisch für S-PL.</w:t>
+        <w:t xml:space="preserve">Präsentation `Donnerstag_05-11_Deutsch_7A.pptx` (Lösungen in den Notizen und auf Aufdeck-Folien) · Lehrbuch S. 136 f. · Schnipsel „Reime erkennen“ in drei Fassungen (je 2 pro A4: Seite 1 Gewichtheben, Seite 2 Judo, Seite 3 Handball – nach Sportarten der Klasse auszählen und drucken) · Handreichung Polnisch für S-PL (dazu der Schnipsel in ihrer Sportart).</w:t>
       </w:r>
     </w:p>
     <w:p>
@@ -3991,7 +3991,7 @@
                 <w:sz w:val="19"/>
                 <w:szCs w:val="19"/>
               </w:rPr>
-              <w:t xml:space="preserve">1 Schreck a, Versteck a, daher b, sehr b, *Paddy Fingal x → Paarreim + Kehrreim · 2 leer a, da b, schwer a, Ja b → Kreuzreim · 3 zu a, Kragen b, wagen b, Ruh a → umarmender Reim · 4 frei a, vorbei a, rein b, schrein b → Paarreim</w:t>
+              <w:t xml:space="preserve">1 Schreck a, Versteck a, daher b, sehr b, *Paddy Fingal x → Paarreim + Kehrreim · 2 in allen Fassungen Kreuzreim (Heben: leer/schwer, da/Ja · Judo: beginnt/gewinnt, Griff/Kniff · Handball: dran/kann, dicht/nicht) · 3 umarmender Reim (Heben: schweigt/steigt, bereit/Zeit · Judo: zu/Ruh, Kragen/wagen · Handball: Spiel/Ziel, Tor/vor) · 4 Paarreim (Heben: ein/sein, still/will · Judo: fest/Test, an/dann · Handball: frei/vorbei, rein/schrein)</w:t>
             </w:r>
           </w:p>
         </w:tc>
@@ -4135,7 +4135,7 @@
                 <w:sz w:val="21"/>
                 <w:szCs w:val="21"/>
               </w:rPr>
-              <w:t xml:space="preserve">Folie 11 bis 14. Jeweils einen anderen Schüler drannehmen, möglichst einen aus der jeweiligen Sportart. Niemand geht an die Tafel.</w:t>
+              <w:t xml:space="preserve">Folie 11: Paddy gemeinsam. Folie 12 bis 14: je Nummer alle drei Sportarten nebeneinander – aus jeder Sportart einen Schüler drannehmen. Festhalten: Die Nummer hat in allen Fassungen dieselbe Reimart. Niemand geht an die Tafel.</w:t>
             </w:r>
           </w:p>
         </w:tc>
@@ -4678,15 +4678,8 @@
     </w:p>
     <w:p>
       <w:pPr>
-        <w:spacing w:after="100" w:before="0"/>
-      </w:pPr>
-      <w:r>
-        <w:br w:type="page"/>
-      </w:r>
-    </w:p>
-    <w:p>
-      <w:pPr>
-        <w:spacing w:after="20" w:before="0"/>
+        <w:pageBreakBefore/>
+        <w:spacing w:after="20"/>
       </w:pPr>
       <w:r>
         <w:rPr>
@@ -5087,7 +5080,7 @@
           <w:sz w:val="21"/>
           <w:szCs w:val="21"/>
         </w:rPr>
-        <w:t xml:space="preserve">Übungstexte für jede Sportart der Klasse (Gewichtheben, Judo, Handball); * Kehrreim in Nr. 1; Puffer Nacherzählen mit Stichwörtern.</w:t>
+        <w:t xml:space="preserve">Jeder Schüler übt an Texten aus seiner eigenen Sportart (drei Fassungen mit gleichem Aufbau, Rückmeldung 31.10.); * Kehrreim in Nr. 1; Puffer Nacherzählen mit Stichwörtern.</w:t>
       </w:r>
     </w:p>
     <w:p>
@@ -5113,7 +5106,7 @@
           <w:sz w:val="21"/>
           <w:szCs w:val="21"/>
         </w:rPr>
-        <w:t xml:space="preserve">S-PL: Handreichung mit Ziel, Ablauf, Aufträgen und den Reimbegriffen auf Polnisch, dazu die Übungstexte sinngemäß übersetzt.</w:t>
+        <w:t xml:space="preserve">S-PL: Handreichung mit Ziel, Ablauf und Aufträgen auf Polnisch; Reimschema und Fachbegriffe bleiben deutsch (Rückmeldung 31.10.), dazu eine kleine Wortliste zu ihren Übungstexten.</w:t>
       </w:r>
     </w:p>
     <w:p>
